--- a/plantillas_maestras/06_seguro_hogar_e_inmuebles/negativa_cobertura/2_o_mas_ddos_varios/varon/test_109.docx
+++ b/plantillas_maestras/06_seguro_hogar_e_inmuebles/negativa_cobertura/2_o_mas_ddos_varios/varon/test_109.docx
@@ -310,7 +310,7 @@
           <w14:ligatures w14:val="none"/>
         </w:rPr>
         <w:tab/>
-        <w:t xml:space="preserve">:       </w:t>
+        <w:t xml:space="preserve">: </w:t>
       </w:r>
       <w:r>
         <w:rPr>
@@ -2105,7 +2105,7 @@
           <w:lang w:eastAsia="es-PE"/>
           <w14:ligatures w14:val="none"/>
         </w:rPr>
-        <w:t xml:space="preserve">RESOLUCIÓN DE LA SECRETARÍA TÉCNICA  </w:t>
+        <w:t xml:space="preserve">RESOLUCIÓN DE LA SECRETARÍA TÉCNICA </w:t>
       </w:r>
     </w:p>
     <w:p>
@@ -3328,7 +3328,7 @@
           <w:kern w:val="0"/>
           <w14:ligatures w14:val="none"/>
         </w:rPr>
-        <w:t>Legislativo  807</w:t>
+        <w:t>Legislativo 807</w:t>
       </w:r>
       <w:proofErr w:type="gramEnd"/>
       <w:r>
@@ -3523,7 +3523,7 @@
           <w:rFonts w:ascii="Arial Narrow" w:hAnsi="Arial Narrow"/>
           <w:color w:val="000000"/>
         </w:rPr>
-        <w:t>para que, dentro del plazo de dos (2) días hábiles siguientes a la fecha en que reciba la notificación en su bandeja de correo electrónico, efectúe la confirmación de recepción de la notificación remitida por este despacho a su correo electrónico, de conformidad con el segundo párrafo del numeral 4 del artículo 20 del Texto Único Ordenado de la Ley del Procedimiento Administrativo General, aprobado mediante Decreto Supremo  006-2026-JUS, bajo apercibimiento de rehacer el acto de notificación y notificarle conforme al numeral 1 del artículo 20 del citado cuerpo normativo</w:t>
+        <w:t>para que, dentro del plazo de dos (2) días hábiles siguientes a la fecha en que reciba la notificación en su bandeja de correo electrónico, efectúe la confirmación de recepción de la notificación remitida por este despacho a su correo electrónico, de conformidad con el segundo párrafo del numeral 4 del artículo 20 del Texto Único Ordenado de la Ley del Procedimiento Administrativo General, aprobado mediante Decreto Supremo 006-2026-JUS, bajo apercibimiento de rehacer el acto de notificación y notificarle conforme al numeral 1 del artículo 20 del citado cuerpo normativo</w:t>
       </w:r>
       <w:r>
         <w:rPr>
@@ -4004,7 +4004,7 @@
           <w:sz w:val="16"/>
           <w:szCs w:val="16"/>
         </w:rPr>
-        <w:t xml:space="preserve">  </w:t>
+        <w:t xml:space="preserve"> </w:t>
       </w:r>
       <w:r>
         <w:rPr>
@@ -4275,7 +4275,7 @@
           <w:sz w:val="16"/>
           <w:szCs w:val="16"/>
         </w:rPr>
-        <w:t xml:space="preserve">           </w:t>
+        <w:t xml:space="preserve"> </w:t>
       </w:r>
       <w:r>
         <w:rPr>
@@ -4293,7 +4293,7 @@
           <w:sz w:val="16"/>
           <w:szCs w:val="16"/>
         </w:rPr>
-        <w:t xml:space="preserve">LEY 29571, CÓDIGO DE PROTECCIÓN Y DEFENSA DEL CONSUMIDOR, publicado el 2 de setiembre de 2010 y modificado por Decreto Legislativo N 1308   </w:t>
+        <w:t xml:space="preserve">LEY 29571, CÓDIGO DE PROTECCIÓN Y DEFENSA DEL CONSUMIDOR, publicado el 2 de setiembre de 2010 y modificado por Decreto Legislativo N 1308 </w:t>
       </w:r>
     </w:p>
     <w:p>
@@ -4317,7 +4317,7 @@
           <w:sz w:val="16"/>
           <w:szCs w:val="16"/>
         </w:rPr>
-        <w:t xml:space="preserve">Artículo 18.- Idoneidad   </w:t>
+        <w:t xml:space="preserve">Artículo 18.- Idoneidad </w:t>
       </w:r>
     </w:p>
     <w:p>
@@ -4337,7 +4337,7 @@
           <w:sz w:val="16"/>
           <w:szCs w:val="16"/>
         </w:rPr>
-        <w:t xml:space="preserve">Se entiende por idoneidad la correspondencia entre lo que un consumidor espera y lo que efectivamente recibe, en función a lo que se le hubiera ofrecido, la publicidad e información transmitida, las condiciones y circunstancias de la transacción, las características y naturaleza del producto o servicio, el precio, entre otros factores, atendiendo a las circunstancias del caso.    </w:t>
+        <w:t xml:space="preserve">Se entiende por idoneidad la correspondencia entre lo que un consumidor espera y lo que efectivamente recibe, en función a lo que se le hubiera ofrecido, la publicidad e información transmitida, las condiciones y circunstancias de la transacción, las características y naturaleza del producto o servicio, el precio, entre otros factores, atendiendo a las circunstancias del caso. </w:t>
       </w:r>
     </w:p>
     <w:p>
@@ -4456,7 +4456,7 @@
           <w:sz w:val="16"/>
           <w:szCs w:val="16"/>
         </w:rPr>
-        <w:t xml:space="preserve">  </w:t>
+        <w:t xml:space="preserve"> </w:t>
       </w:r>
       <w:r>
         <w:rPr>
@@ -4650,7 +4650,7 @@
           <w:szCs w:val="16"/>
         </w:rPr>
         <w:tab/>
-        <w:t xml:space="preserve">El número de trabajadores se atenderá siempre que la empresa haya sido constituida antes de la vigencia de la Ley Nº 30056, publicada el 2 de julio de 2013, que modificó el artículo 5 del Texto Único Ordenado de la Ley de Promoción de la Competitividad, Formalización y Desarrollo de la Micro y Pequeña Empresa y de Acceso al Empleo Decente (LEY MYPE). Ello, en la medida que la Tercera Disposición Complementaria Transitoria de la norma modificatoria precisa que las empresas constituidas antes de la </w:t>
+        <w:t xml:space="preserve">El número de trabajadores se atenderá siempre que la empresa haya sido constituida antes de la vigencia de la Ley 30056, publicada el 2 de julio de 2013, que modificó el artículo 5 del Texto Único Ordenado de la Ley de Promoción de la Competitividad, Formalización y Desarrollo de la Micro y Pequeña Empresa y de Acceso al Empleo Decente (LEY MYPE). Ello, en la medida que la Tercera Disposición Complementaria Transitoria de la norma modificatoria precisa que las empresas constituidas antes de la </w:t>
       </w:r>
       <w:proofErr w:type="gramStart"/>
       <w:r>
@@ -4922,15 +4922,15 @@
           <w:szCs w:val="16"/>
           <w:vertAlign w:val="superscript"/>
         </w:rPr>
-        <w:t xml:space="preserve">  </w:t>
-      </w:r>
-      <w:r>
-        <w:rPr>
-          <w:rFonts w:ascii="Arial Narrow" w:hAnsi="Arial Narrow" w:cs="Arial"/>
-          <w:sz w:val="16"/>
-          <w:szCs w:val="16"/>
-        </w:rPr>
-        <w:t xml:space="preserve">     </w:t>
+        <w:t xml:space="preserve"> </w:t>
+      </w:r>
+      <w:r>
+        <w:rPr>
+          <w:rFonts w:ascii="Arial Narrow" w:hAnsi="Arial Narrow" w:cs="Arial"/>
+          <w:sz w:val="16"/>
+          <w:szCs w:val="16"/>
+        </w:rPr>
+        <w:t xml:space="preserve"> </w:t>
       </w:r>
       <w:r>
         <w:rPr>
@@ -5027,7 +5027,7 @@
           <w:sz w:val="16"/>
           <w:szCs w:val="16"/>
         </w:rPr>
-        <w:t>El órgano resolutivo puede sancionar las infracciones administrativas a que se refiere el artículo 108º con amonestación y multas de hasta cuatrocientos cincuenta (450) Unidades Impositivas Tributarias (UIT), las cuales son calificadas de la siguiente manera:</w:t>
+        <w:t>El órgano resolutivo puede sancionar las infracciones administrativas a que se refiere el artículo 108 con amonestación y multas de hasta cuatrocientos cincuenta (450) Unidades Impositivas Tributarias (UIT), las cuales son calificadas de la siguiente manera:</w:t>
       </w:r>
     </w:p>
     <w:p>
@@ -5163,7 +5163,7 @@
           <w:sz w:val="16"/>
           <w:szCs w:val="16"/>
         </w:rPr>
-        <w:t xml:space="preserve">        </w:t>
+        <w:t xml:space="preserve"> </w:t>
       </w:r>
       <w:r>
         <w:rPr>
@@ -6020,7 +6020,7 @@
           <w:sz w:val="16"/>
           <w:szCs w:val="16"/>
         </w:rPr>
-        <w:t xml:space="preserve">         </w:t>
+        <w:t xml:space="preserve"> </w:t>
       </w:r>
       <w:r>
         <w:rPr>
@@ -6253,7 +6253,7 @@
           <w:szCs w:val="16"/>
         </w:rPr>
         <w:tab/>
-        <w:t>DECRETO LEGISLATIVO Nº 807, LEY SOBRE FACULTADES, NORMAS Y ORGANIZACIÓN DEL INDECOPI FACULTADES DE LAS COMISIONES Y OFICINAS DEL INDECOPI</w:t>
+        <w:t>DECRETO LEGISLATIVO 807, LEY SOBRE FACULTADES, NORMAS Y ORGANIZACIÓN DEL INDECOPI FACULTADES DE LAS COMISIONES Y OFICINAS DEL INDECOPI</w:t>
       </w:r>
     </w:p>
     <w:p>
@@ -6748,7 +6748,7 @@
               <w:sz w:val="16"/>
               <w:szCs w:val="16"/>
             </w:rPr>
-            <w:t xml:space="preserve">CNICA DE LA    </w:t>
+            <w:t xml:space="preserve">CNICA DE LA </w:t>
           </w:r>
         </w:p>
         <w:p>
